--- a/neonatehx.docx
+++ b/neonatehx.docx
@@ -2148,16 +2148,16 @@
               </w:rPr>
               <w:id w:val="-1907369854"/>
               <w:placeholder>
-                <w:docPart w:val="9585A475A8DB41768A355386752FFAC7"/>
+                <w:docPart w:val="9C5E73507C954DF0AE77CFC1C8E371E0"/>
               </w:placeholder>
               <w:showingPlcHdr/>
               <w:dropDownList>
                 <w:listItem w:value="Choose an item."/>
                 <w:listItem w:displayText="DR. AISHATH SHAUZAB ZUHURY" w:value="DR. AISHATH SHAUZAB ZUHURY"/>
                 <w:listItem w:displayText="DR. AISHATH YUMNA" w:value="DR. AISHATH YUMNA"/>
-                <w:listItem w:displayText="DR. AISHATH ZEESHAN HASSAN" w:value="DR. AISHATH ZEESHAN HASSAN"/>
                 <w:listItem w:displayText="DR. AMINATH LAMHA" w:value="DR. AMINATH LAMHA"/>
                 <w:listItem w:displayText="DR. AMINATH SAMHA" w:value="DR. AMINATH SAMHA"/>
+                <w:listItem w:displayText="DR. AMINATH WAAFIRA" w:value="DR. AMINATH WAAFIRA"/>
                 <w:listItem w:displayText="DR. FATHIMATH ZAHURA" w:value="DR. FATHIMATH ZAHURA"/>
                 <w:listItem w:displayText="DR. MARYAM HAURA" w:value="DR. MARYAM HAURA"/>
                 <w:listItem w:displayText="DR. NUHAD NASHID" w:value="DR. NUHAD NASHID"/>
@@ -2178,7 +2178,7 @@
                 </w:pPr>
                 <w:r>
                   <w:rPr>
-                    <w:rStyle w:val="PlaceholderText"/>
+                    <w:color w:val="666666"/>
                   </w:rPr>
                   <w:t>Choose an item.</w:t>
                 </w:r>
@@ -2204,39 +2204,8 @@
                 <w:sz w:val="18"/>
                 <w:szCs w:val="18"/>
               </w:rPr>
-              <w:t>P</w:t>
+              <w:t>PMO, HMH</w:t>
             </w:r>
-            <w:r>
-              <w:rPr>
-                <w:bCs/>
-                <w:i/>
-                <w:iCs/>
-                <w:sz w:val="18"/>
-                <w:szCs w:val="18"/>
-              </w:rPr>
-              <w:t>MO, HMH</w:t>
-            </w:r>
-          </w:p>
-          <w:p>
-            <w:pPr>
-              <w:jc w:val="center"/>
-              <w:rPr>
-                <w:bCs/>
-                <w:i/>
-                <w:iCs/>
-                <w:sz w:val="18"/>
-                <w:szCs w:val="18"/>
-              </w:rPr>
-            </w:pPr>
-          </w:p>
-          <w:p>
-            <w:pPr>
-              <w:rPr>
-                <w:bCs/>
-                <w:sz w:val="20"/>
-                <w:szCs w:val="20"/>
-              </w:rPr>
-            </w:pPr>
           </w:p>
         </w:tc>
         <w:tc>
@@ -6089,7 +6058,6 @@
   <w:style w:type="character" w:default="1" w:styleId="DefaultParagraphFont">
     <w:name w:val="Default Paragraph Font"/>
     <w:uiPriority w:val="1"/>
-    <w:semiHidden/>
     <w:unhideWhenUsed/>
   </w:style>
   <w:style w:type="table" w:default="1" w:styleId="TableNormal">
@@ -6360,35 +6328,6 @@
     </w:docPart>
     <w:docPart>
       <w:docPartPr>
-        <w:name w:val="9585A475A8DB41768A355386752FFAC7"/>
-        <w:category>
-          <w:name w:val="General"/>
-          <w:gallery w:val="placeholder"/>
-        </w:category>
-        <w:types>
-          <w:type w:val="bbPlcHdr"/>
-        </w:types>
-        <w:behaviors>
-          <w:behavior w:val="content"/>
-        </w:behaviors>
-        <w:guid w:val="{1AF4C9C0-0F62-4580-8505-C7F2E3A6FED8}"/>
-      </w:docPartPr>
-      <w:docPartBody>
-        <w:p>
-          <w:pPr>
-            <w:pStyle w:val="9585A475A8DB41768A355386752FFAC7"/>
-          </w:pPr>
-          <w:r>
-            <w:rPr>
-              <w:rStyle w:val="PlaceholderText"/>
-            </w:rPr>
-            <w:t>Choose an item.</w:t>
-          </w:r>
-        </w:p>
-      </w:docPartBody>
-    </w:docPart>
-    <w:docPart>
-      <w:docPartPr>
         <w:name w:val="20C968D9BD4C4AFB9FB4151DEEA3C7D0"/>
         <w:category>
           <w:name w:val="General"/>
@@ -6406,6 +6345,35 @@
         <w:p>
           <w:pPr>
             <w:pStyle w:val="20C968D9BD4C4AFB9FB4151DEEA3C7D0"/>
+          </w:pPr>
+          <w:r>
+            <w:rPr>
+              <w:rStyle w:val="PlaceholderText"/>
+            </w:rPr>
+            <w:t>Choose an item.</w:t>
+          </w:r>
+        </w:p>
+      </w:docPartBody>
+    </w:docPart>
+    <w:docPart>
+      <w:docPartPr>
+        <w:name w:val="9C5E73507C954DF0AE77CFC1C8E371E0"/>
+        <w:category>
+          <w:name w:val="General"/>
+          <w:gallery w:val="placeholder"/>
+        </w:category>
+        <w:types>
+          <w:type w:val="bbPlcHdr"/>
+        </w:types>
+        <w:behaviors>
+          <w:behavior w:val="content"/>
+        </w:behaviors>
+        <w:guid w:val="{6525819F-BC82-492B-B664-CE4C9F37AAE0}"/>
+      </w:docPartPr>
+      <w:docPartBody>
+        <w:p>
+          <w:pPr>
+            <w:pStyle w:val="9C5E73507C954DF0AE77CFC1C8E371E0"/>
           </w:pPr>
           <w:r>
             <w:rPr>
@@ -6434,7 +6402,7 @@
     <w:charset w:val="00"/>
     <w:family w:val="swiss"/>
     <w:pitch w:val="variable"/>
-    <w:sig w:usb0="E4002EFF" w:usb1="C000247B" w:usb2="00000009" w:usb3="00000000" w:csb0="000001FF" w:csb1="00000000"/>
+    <w:sig w:usb0="E4002EFF" w:usb1="C200247B" w:usb2="00000009" w:usb3="00000000" w:csb0="000001FF" w:csb1="00000000"/>
   </w:font>
   <w:font w:name="Courier New">
     <w:panose1 w:val="02070309020205020404"/>
@@ -6502,12 +6470,17 @@
     <w:pitch w:val="variable"/>
     <w:sig w:usb0="E00006FF" w:usb1="420024FF" w:usb2="02000000" w:usb3="00000000" w:csb0="0000019F" w:csb1="00000000"/>
   </w:font>
-  <w:font w:name="Calibri Light">
-    <w:panose1 w:val="020F0302020204030204"/>
+  <w:font w:name="Aptos">
     <w:charset w:val="00"/>
     <w:family w:val="swiss"/>
     <w:pitch w:val="variable"/>
-    <w:sig w:usb0="E4002EFF" w:usb1="C000247B" w:usb2="00000009" w:usb3="00000000" w:csb0="000001FF" w:csb1="00000000"/>
+    <w:sig w:usb0="20000287" w:usb1="00000003" w:usb2="00000000" w:usb3="00000000" w:csb0="0000019F" w:csb1="00000000"/>
+  </w:font>
+  <w:font w:name="Aptos Display">
+    <w:charset w:val="00"/>
+    <w:family w:val="swiss"/>
+    <w:pitch w:val="variable"/>
+    <w:sig w:usb0="20000287" w:usb1="00000003" w:usb2="00000000" w:usb3="00000000" w:csb0="0000019F" w:csb1="00000000"/>
   </w:font>
 </w:fonts>
 </file>
@@ -6530,7 +6503,9 @@
     <w:rsidRoot w:val="00E37243"/>
     <w:rsid w:val="00006161"/>
     <w:rsid w:val="00040DA8"/>
+    <w:rsid w:val="00057AB7"/>
     <w:rsid w:val="000F0F50"/>
+    <w:rsid w:val="002D5D17"/>
     <w:rsid w:val="0030222E"/>
     <w:rsid w:val="00305760"/>
     <w:rsid w:val="0036216C"/>
@@ -6540,6 +6515,7 @@
     <w:rsid w:val="00A414AC"/>
     <w:rsid w:val="00AF6C84"/>
     <w:rsid w:val="00CB228F"/>
+    <w:rsid w:val="00DD1774"/>
     <w:rsid w:val="00E37243"/>
   </w:rsids>
   <m:mathPr>
@@ -6995,10 +6971,7 @@
     <w:name w:val="Placeholder Text"/>
     <w:basedOn w:val="DefaultParagraphFont"/>
     <w:uiPriority w:val="99"/>
-    <w:rsid w:val="000F0F50"/>
-    <w:rPr>
-      <w:color w:val="666666"/>
-    </w:rPr>
+    <w:rsid w:val="00DD1774"/>
   </w:style>
   <w:style w:type="paragraph" w:customStyle="1" w:styleId="46942606B266440BB7873E376A8F0B91">
     <w:name w:val="46942606B266440BB7873E376A8F0B91"/>
@@ -7011,6 +6984,18 @@
   <w:style w:type="paragraph" w:customStyle="1" w:styleId="20C968D9BD4C4AFB9FB4151DEEA3C7D0">
     <w:name w:val="20C968D9BD4C4AFB9FB4151DEEA3C7D0"/>
     <w:rsid w:val="000F0F50"/>
+  </w:style>
+  <w:style w:type="paragraph" w:customStyle="1" w:styleId="D5CD506A1CBE4B509462984DE30EA02A">
+    <w:name w:val="D5CD506A1CBE4B509462984DE30EA02A"/>
+    <w:rsid w:val="00DD1774"/>
+  </w:style>
+  <w:style w:type="paragraph" w:customStyle="1" w:styleId="8F015737CAD04FB8B1C3D7CB41A29EEF">
+    <w:name w:val="8F015737CAD04FB8B1C3D7CB41A29EEF"/>
+    <w:rsid w:val="00DD1774"/>
+  </w:style>
+  <w:style w:type="paragraph" w:customStyle="1" w:styleId="9C5E73507C954DF0AE77CFC1C8E371E0">
+    <w:name w:val="9C5E73507C954DF0AE77CFC1C8E371E0"/>
+    <w:rsid w:val="00DD1774"/>
   </w:style>
 </w:styles>
 </file>

--- a/neonatehx.docx
+++ b/neonatehx.docx
@@ -1940,6 +1940,7 @@
                   <w:listItem w:displayText="DR. YI NWE SOE" w:value="DR. YI NWE SOE"/>
                   <w:listItem w:displayText="DR. ROSHAN KUMAR DIKSHIT" w:value="DR. ROSHAN KUMAR DIKSHIT"/>
                   <w:listItem w:displayText="DR. SU LINN MYAT THU" w:value="DR. SU LINN MYAT THU"/>
+                  <w:listItem w:displayText="DR. ZIN CHIT LATT" w:value="DR. ZIN CHIT LATT"/>
                 </w:dropDownList>
               </w:sdtPr>
               <w:sdtContent>
@@ -2038,6 +2039,7 @@
                   <w:listItem w:displayText="DR. YI NWE SOE" w:value="DR. YI NWE SOE"/>
                   <w:listItem w:displayText="DR. ROSHAN KUMAR DIKSHIT" w:value="DR. ROSHAN KUMAR DIKSHIT"/>
                   <w:listItem w:displayText="DR. SU LINN MYAT THU" w:value="DR. SU LINN MYAT THU"/>
+                  <w:listItem w:displayText="DR. ZIN CHIT LATT" w:value="DR. ZIN CHIT LATT"/>
                 </w:dropDownList>
               </w:sdtPr>
               <w:sdtContent>
@@ -6058,6 +6060,7 @@
   <w:style w:type="character" w:default="1" w:styleId="DefaultParagraphFont">
     <w:name w:val="Default Paragraph Font"/>
     <w:uiPriority w:val="1"/>
+    <w:semiHidden/>
     <w:unhideWhenUsed/>
   </w:style>
   <w:style w:type="table" w:default="1" w:styleId="TableNormal">
@@ -6402,7 +6405,7 @@
     <w:charset w:val="00"/>
     <w:family w:val="swiss"/>
     <w:pitch w:val="variable"/>
-    <w:sig w:usb0="E4002EFF" w:usb1="C200247B" w:usb2="00000009" w:usb3="00000000" w:csb0="000001FF" w:csb1="00000000"/>
+    <w:sig w:usb0="E4002EFF" w:usb1="C000247B" w:usb2="00000009" w:usb3="00000000" w:csb0="000001FF" w:csb1="00000000"/>
   </w:font>
   <w:font w:name="Courier New">
     <w:panose1 w:val="02070309020205020404"/>
@@ -6470,17 +6473,12 @@
     <w:pitch w:val="variable"/>
     <w:sig w:usb0="E00006FF" w:usb1="420024FF" w:usb2="02000000" w:usb3="00000000" w:csb0="0000019F" w:csb1="00000000"/>
   </w:font>
-  <w:font w:name="Aptos">
+  <w:font w:name="Calibri Light">
+    <w:panose1 w:val="020F0302020204030204"/>
     <w:charset w:val="00"/>
     <w:family w:val="swiss"/>
     <w:pitch w:val="variable"/>
-    <w:sig w:usb0="20000287" w:usb1="00000003" w:usb2="00000000" w:usb3="00000000" w:csb0="0000019F" w:csb1="00000000"/>
-  </w:font>
-  <w:font w:name="Aptos Display">
-    <w:charset w:val="00"/>
-    <w:family w:val="swiss"/>
-    <w:pitch w:val="variable"/>
-    <w:sig w:usb0="20000287" w:usb1="00000003" w:usb2="00000000" w:usb3="00000000" w:csb0="0000019F" w:csb1="00000000"/>
+    <w:sig w:usb0="E4002EFF" w:usb1="C000247B" w:usb2="00000009" w:usb3="00000000" w:csb0="000001FF" w:csb1="00000000"/>
   </w:font>
 </w:fonts>
 </file>
@@ -6512,9 +6510,12 @@
     <w:rsid w:val="00437167"/>
     <w:rsid w:val="00615E16"/>
     <w:rsid w:val="006D6241"/>
+    <w:rsid w:val="0089337B"/>
+    <w:rsid w:val="009A55D4"/>
     <w:rsid w:val="00A414AC"/>
     <w:rsid w:val="00AF6C84"/>
     <w:rsid w:val="00CB228F"/>
+    <w:rsid w:val="00CB7B6E"/>
     <w:rsid w:val="00DD1774"/>
     <w:rsid w:val="00E37243"/>
   </w:rsids>
@@ -6977,21 +6978,9 @@
     <w:name w:val="46942606B266440BB7873E376A8F0B91"/>
     <w:rsid w:val="00E37243"/>
   </w:style>
-  <w:style w:type="paragraph" w:customStyle="1" w:styleId="9585A475A8DB41768A355386752FFAC7">
-    <w:name w:val="9585A475A8DB41768A355386752FFAC7"/>
-    <w:rsid w:val="00E37243"/>
-  </w:style>
   <w:style w:type="paragraph" w:customStyle="1" w:styleId="20C968D9BD4C4AFB9FB4151DEEA3C7D0">
     <w:name w:val="20C968D9BD4C4AFB9FB4151DEEA3C7D0"/>
     <w:rsid w:val="000F0F50"/>
-  </w:style>
-  <w:style w:type="paragraph" w:customStyle="1" w:styleId="D5CD506A1CBE4B509462984DE30EA02A">
-    <w:name w:val="D5CD506A1CBE4B509462984DE30EA02A"/>
-    <w:rsid w:val="00DD1774"/>
-  </w:style>
-  <w:style w:type="paragraph" w:customStyle="1" w:styleId="8F015737CAD04FB8B1C3D7CB41A29EEF">
-    <w:name w:val="8F015737CAD04FB8B1C3D7CB41A29EEF"/>
-    <w:rsid w:val="00DD1774"/>
   </w:style>
   <w:style w:type="paragraph" w:customStyle="1" w:styleId="9C5E73507C954DF0AE77CFC1C8E371E0">
     <w:name w:val="9C5E73507C954DF0AE77CFC1C8E371E0"/>

--- a/neonatehx.docx
+++ b/neonatehx.docx
@@ -1930,7 +1930,7 @@
                 </w:rPr>
                 <w:id w:val="-849638517"/>
                 <w:placeholder>
-                  <w:docPart w:val="46942606B266440BB7873E376A8F0B91"/>
+                  <w:docPart w:val="C32D92AD02FE4E0CB013D735AAA1A645"/>
                 </w:placeholder>
                 <w:showingPlcHdr/>
                 <w:dropDownList>
@@ -1940,7 +1940,7 @@
                   <w:listItem w:displayText="DR. YI NWE SOE" w:value="DR. YI NWE SOE"/>
                   <w:listItem w:displayText="DR. ROSHAN KUMAR DIKSHIT" w:value="DR. ROSHAN KUMAR DIKSHIT"/>
                   <w:listItem w:displayText="DR. SU LINN MYAT THU" w:value="DR. SU LINN MYAT THU"/>
-                  <w:listItem w:displayText="DR. ZIN CHIT LATT" w:value="DR. ZIN CHIT LATT"/>
+                  <w:listItem w:displayText="DR. NISHAN NEPAL" w:value="DR. NISHAN NEPAL"/>
                 </w:dropDownList>
               </w:sdtPr>
               <w:sdtContent>
@@ -2027,9 +2027,9 @@
                   <w:sz w:val="18"/>
                   <w:szCs w:val="18"/>
                 </w:rPr>
-                <w:id w:val="844137236"/>
+                <w:id w:val="-68660062"/>
                 <w:placeholder>
-                  <w:docPart w:val="20C968D9BD4C4AFB9FB4151DEEA3C7D0"/>
+                  <w:docPart w:val="DF60DDE8B20D4D99B22E47AB38EFDF17"/>
                 </w:placeholder>
                 <w:showingPlcHdr/>
                 <w:dropDownList>
@@ -2039,7 +2039,7 @@
                   <w:listItem w:displayText="DR. YI NWE SOE" w:value="DR. YI NWE SOE"/>
                   <w:listItem w:displayText="DR. ROSHAN KUMAR DIKSHIT" w:value="DR. ROSHAN KUMAR DIKSHIT"/>
                   <w:listItem w:displayText="DR. SU LINN MYAT THU" w:value="DR. SU LINN MYAT THU"/>
-                  <w:listItem w:displayText="DR. ZIN CHIT LATT" w:value="DR. ZIN CHIT LATT"/>
+                  <w:listItem w:displayText="DR. NISHAN NEPAL" w:value="DR. NISHAN NEPAL"/>
                 </w:dropDownList>
               </w:sdtPr>
               <w:sdtContent>
@@ -6060,7 +6060,6 @@
   <w:style w:type="character" w:default="1" w:styleId="DefaultParagraphFont">
     <w:name w:val="Default Paragraph Font"/>
     <w:uiPriority w:val="1"/>
-    <w:semiHidden/>
     <w:unhideWhenUsed/>
   </w:style>
   <w:style w:type="table" w:default="1" w:styleId="TableNormal">
@@ -6302,64 +6301,6 @@
   <w:docParts>
     <w:docPart>
       <w:docPartPr>
-        <w:name w:val="46942606B266440BB7873E376A8F0B91"/>
-        <w:category>
-          <w:name w:val="General"/>
-          <w:gallery w:val="placeholder"/>
-        </w:category>
-        <w:types>
-          <w:type w:val="bbPlcHdr"/>
-        </w:types>
-        <w:behaviors>
-          <w:behavior w:val="content"/>
-        </w:behaviors>
-        <w:guid w:val="{E376785C-E23F-40E8-B43B-089A4AB21059}"/>
-      </w:docPartPr>
-      <w:docPartBody>
-        <w:p>
-          <w:pPr>
-            <w:pStyle w:val="46942606B266440BB7873E376A8F0B91"/>
-          </w:pPr>
-          <w:r>
-            <w:rPr>
-              <w:rStyle w:val="PlaceholderText"/>
-            </w:rPr>
-            <w:t>Choose an item.</w:t>
-          </w:r>
-        </w:p>
-      </w:docPartBody>
-    </w:docPart>
-    <w:docPart>
-      <w:docPartPr>
-        <w:name w:val="20C968D9BD4C4AFB9FB4151DEEA3C7D0"/>
-        <w:category>
-          <w:name w:val="General"/>
-          <w:gallery w:val="placeholder"/>
-        </w:category>
-        <w:types>
-          <w:type w:val="bbPlcHdr"/>
-        </w:types>
-        <w:behaviors>
-          <w:behavior w:val="content"/>
-        </w:behaviors>
-        <w:guid w:val="{7901E9B4-B4CB-4A1D-8DFD-141C4DEC81DF}"/>
-      </w:docPartPr>
-      <w:docPartBody>
-        <w:p>
-          <w:pPr>
-            <w:pStyle w:val="20C968D9BD4C4AFB9FB4151DEEA3C7D0"/>
-          </w:pPr>
-          <w:r>
-            <w:rPr>
-              <w:rStyle w:val="PlaceholderText"/>
-            </w:rPr>
-            <w:t>Choose an item.</w:t>
-          </w:r>
-        </w:p>
-      </w:docPartBody>
-    </w:docPart>
-    <w:docPart>
-      <w:docPartPr>
         <w:name w:val="9C5E73507C954DF0AE77CFC1C8E371E0"/>
         <w:category>
           <w:name w:val="General"/>
@@ -6377,6 +6318,64 @@
         <w:p>
           <w:pPr>
             <w:pStyle w:val="9C5E73507C954DF0AE77CFC1C8E371E0"/>
+          </w:pPr>
+          <w:r>
+            <w:rPr>
+              <w:rStyle w:val="PlaceholderText"/>
+            </w:rPr>
+            <w:t>Choose an item.</w:t>
+          </w:r>
+        </w:p>
+      </w:docPartBody>
+    </w:docPart>
+    <w:docPart>
+      <w:docPartPr>
+        <w:name w:val="C32D92AD02FE4E0CB013D735AAA1A645"/>
+        <w:category>
+          <w:name w:val="General"/>
+          <w:gallery w:val="placeholder"/>
+        </w:category>
+        <w:types>
+          <w:type w:val="bbPlcHdr"/>
+        </w:types>
+        <w:behaviors>
+          <w:behavior w:val="content"/>
+        </w:behaviors>
+        <w:guid w:val="{2983C3F1-D6AE-48BC-958A-359F51435D20}"/>
+      </w:docPartPr>
+      <w:docPartBody>
+        <w:p>
+          <w:pPr>
+            <w:pStyle w:val="C32D92AD02FE4E0CB013D735AAA1A645"/>
+          </w:pPr>
+          <w:r>
+            <w:rPr>
+              <w:rStyle w:val="PlaceholderText"/>
+            </w:rPr>
+            <w:t>Choose an item.</w:t>
+          </w:r>
+        </w:p>
+      </w:docPartBody>
+    </w:docPart>
+    <w:docPart>
+      <w:docPartPr>
+        <w:name w:val="DF60DDE8B20D4D99B22E47AB38EFDF17"/>
+        <w:category>
+          <w:name w:val="General"/>
+          <w:gallery w:val="placeholder"/>
+        </w:category>
+        <w:types>
+          <w:type w:val="bbPlcHdr"/>
+        </w:types>
+        <w:behaviors>
+          <w:behavior w:val="content"/>
+        </w:behaviors>
+        <w:guid w:val="{05ECBADC-48A5-4D5A-8B7A-62E6834632F6}"/>
+      </w:docPartPr>
+      <w:docPartBody>
+        <w:p>
+          <w:pPr>
+            <w:pStyle w:val="DF60DDE8B20D4D99B22E47AB38EFDF17"/>
           </w:pPr>
           <w:r>
             <w:rPr>
@@ -6405,7 +6404,7 @@
     <w:charset w:val="00"/>
     <w:family w:val="swiss"/>
     <w:pitch w:val="variable"/>
-    <w:sig w:usb0="E4002EFF" w:usb1="C000247B" w:usb2="00000009" w:usb3="00000000" w:csb0="000001FF" w:csb1="00000000"/>
+    <w:sig w:usb0="E4002EFF" w:usb1="C200247B" w:usb2="00000009" w:usb3="00000000" w:csb0="000001FF" w:csb1="00000000"/>
   </w:font>
   <w:font w:name="Courier New">
     <w:panose1 w:val="02070309020205020404"/>
@@ -6473,12 +6472,17 @@
     <w:pitch w:val="variable"/>
     <w:sig w:usb0="E00006FF" w:usb1="420024FF" w:usb2="02000000" w:usb3="00000000" w:csb0="0000019F" w:csb1="00000000"/>
   </w:font>
-  <w:font w:name="Calibri Light">
-    <w:panose1 w:val="020F0302020204030204"/>
+  <w:font w:name="Aptos">
     <w:charset w:val="00"/>
     <w:family w:val="swiss"/>
     <w:pitch w:val="variable"/>
-    <w:sig w:usb0="E4002EFF" w:usb1="C000247B" w:usb2="00000009" w:usb3="00000000" w:csb0="000001FF" w:csb1="00000000"/>
+    <w:sig w:usb0="20000287" w:usb1="00000003" w:usb2="00000000" w:usb3="00000000" w:csb0="0000019F" w:csb1="00000000"/>
+  </w:font>
+  <w:font w:name="Aptos Display">
+    <w:charset w:val="00"/>
+    <w:family w:val="swiss"/>
+    <w:pitch w:val="variable"/>
+    <w:sig w:usb0="20000287" w:usb1="00000003" w:usb2="00000000" w:usb3="00000000" w:csb0="0000019F" w:csb1="00000000"/>
   </w:font>
 </w:fonts>
 </file>
@@ -6502,12 +6506,15 @@
     <w:rsid w:val="00006161"/>
     <w:rsid w:val="00040DA8"/>
     <w:rsid w:val="00057AB7"/>
+    <w:rsid w:val="00060873"/>
     <w:rsid w:val="000F0F50"/>
+    <w:rsid w:val="00167A49"/>
     <w:rsid w:val="002D5D17"/>
     <w:rsid w:val="0030222E"/>
     <w:rsid w:val="00305760"/>
     <w:rsid w:val="0036216C"/>
     <w:rsid w:val="00437167"/>
+    <w:rsid w:val="005F5777"/>
     <w:rsid w:val="00615E16"/>
     <w:rsid w:val="006D6241"/>
     <w:rsid w:val="0089337B"/>
@@ -6972,7 +6979,7 @@
     <w:name w:val="Placeholder Text"/>
     <w:basedOn w:val="DefaultParagraphFont"/>
     <w:uiPriority w:val="99"/>
-    <w:rsid w:val="00DD1774"/>
+    <w:rsid w:val="005F5777"/>
   </w:style>
   <w:style w:type="paragraph" w:customStyle="1" w:styleId="46942606B266440BB7873E376A8F0B91">
     <w:name w:val="46942606B266440BB7873E376A8F0B91"/>
@@ -6985,6 +6992,30 @@
   <w:style w:type="paragraph" w:customStyle="1" w:styleId="9C5E73507C954DF0AE77CFC1C8E371E0">
     <w:name w:val="9C5E73507C954DF0AE77CFC1C8E371E0"/>
     <w:rsid w:val="00DD1774"/>
+  </w:style>
+  <w:style w:type="paragraph" w:customStyle="1" w:styleId="E6667B116AEF42B28FFA6B545E92723D">
+    <w:name w:val="E6667B116AEF42B28FFA6B545E92723D"/>
+    <w:rsid w:val="005F5777"/>
+  </w:style>
+  <w:style w:type="paragraph" w:customStyle="1" w:styleId="009B4AB7BFCF433495299BE58324DA90">
+    <w:name w:val="009B4AB7BFCF433495299BE58324DA90"/>
+    <w:rsid w:val="005F5777"/>
+  </w:style>
+  <w:style w:type="paragraph" w:customStyle="1" w:styleId="C32D92AD02FE4E0CB013D735AAA1A645">
+    <w:name w:val="C32D92AD02FE4E0CB013D735AAA1A645"/>
+    <w:rsid w:val="005F5777"/>
+  </w:style>
+  <w:style w:type="paragraph" w:customStyle="1" w:styleId="639ED23CF93F4A13B396E076591C59B4">
+    <w:name w:val="639ED23CF93F4A13B396E076591C59B4"/>
+    <w:rsid w:val="005F5777"/>
+  </w:style>
+  <w:style w:type="paragraph" w:customStyle="1" w:styleId="EDE0670493C643F9A29494F717974768">
+    <w:name w:val="EDE0670493C643F9A29494F717974768"/>
+    <w:rsid w:val="005F5777"/>
+  </w:style>
+  <w:style w:type="paragraph" w:customStyle="1" w:styleId="DF60DDE8B20D4D99B22E47AB38EFDF17">
+    <w:name w:val="DF60DDE8B20D4D99B22E47AB38EFDF17"/>
+    <w:rsid w:val="005F5777"/>
   </w:style>
 </w:styles>
 </file>
